--- a/rie_toetsing/HANDLEIDING.docx
+++ b/rie_toetsing/HANDLEIDING.docx
@@ -44,6 +44,99 @@
           <w:sz w:val="26"/>
         </w:rPr>
         <w:t>Deel A — Eenmalig instellen</w:t>
+      </w:r>
+    </w:p>
+    <w:p>
+      <w:r>
+        <w:rPr>
+          <w:rFonts w:ascii="Aptos" w:hAnsi="Aptos"/>
+          <w:b/>
+          <w:i/>
+        </w:rPr>
+        <w:t>Windows-snelstart:</w:t>
+      </w:r>
+      <w:r>
+        <w:rPr>
+          <w:rFonts w:ascii="Aptos" w:hAnsi="Aptos"/>
+          <w:i/>
+        </w:rPr>
+        <w:t xml:space="preserve"> dubbelklik op </w:t>
+      </w:r>
+      <w:r>
+        <w:rPr>
+          <w:rFonts w:ascii="Consolas" w:hAnsi="Consolas"/>
+          <w:i/>
+        </w:rPr>
+        <w:t>start.bat</w:t>
+      </w:r>
+      <w:r>
+        <w:rPr>
+          <w:rFonts w:ascii="Aptos" w:hAnsi="Aptos"/>
+          <w:i/>
+        </w:rPr>
+        <w:t xml:space="preserve"> in de map </w:t>
+      </w:r>
+      <w:r>
+        <w:rPr>
+          <w:rFonts w:ascii="Consolas" w:hAnsi="Consolas"/>
+          <w:i/>
+        </w:rPr>
+        <w:t>rie_toetsing</w:t>
+      </w:r>
+      <w:r>
+        <w:rPr>
+          <w:rFonts w:ascii="Aptos" w:hAnsi="Aptos"/>
+          <w:i/>
+        </w:rPr>
+        <w:t>. Dat</w:t>
+      </w:r>
+    </w:p>
+    <w:p>
+      <w:r>
+        <w:rPr>
+          <w:rFonts w:ascii="Aptos" w:hAnsi="Aptos"/>
+          <w:i/>
+        </w:rPr>
+        <w:t xml:space="preserve">doet stap 3 t/m 5 automatisch (installeren, activeren, API-sleutel uit </w:t>
+      </w:r>
+      <w:r>
+        <w:rPr>
+          <w:rFonts w:ascii="Consolas" w:hAnsi="Consolas"/>
+          <w:i/>
+        </w:rPr>
+        <w:t>.env</w:t>
+      </w:r>
+    </w:p>
+    <w:p>
+      <w:r>
+        <w:rPr>
+          <w:rFonts w:ascii="Aptos" w:hAnsi="Aptos"/>
+          <w:i/>
+        </w:rPr>
+        <w:t xml:space="preserve">laden) en laat een venster achter waarin je direct </w:t>
+      </w:r>
+      <w:r>
+        <w:rPr>
+          <w:rFonts w:ascii="Consolas" w:hAnsi="Consolas"/>
+          <w:i/>
+        </w:rPr>
+        <w:t>rie-toets ...</w:t>
+      </w:r>
+      <w:r>
+        <w:rPr>
+          <w:rFonts w:ascii="Aptos" w:hAnsi="Aptos"/>
+          <w:i/>
+        </w:rPr>
+        <w:t xml:space="preserve"> kunt typen.</w:t>
+      </w:r>
+    </w:p>
+    <w:p>
+      <w:r>
+        <w:rPr>
+          <w:rFonts w:ascii="Aptos" w:hAnsi="Aptos"/>
+          <w:i/>
+        </w:rPr>
+        <w:t>De stappen hieronder zijn de handmatige variant.</w:t>
       </w:r>
     </w:p>
     <w:p>

--- a/rie_toetsing/HANDLEIDING.docx
+++ b/rie_toetsing/HANDLEIDING.docx
@@ -55,6 +55,79 @@
         </w:rPr>
         <w:t>Windows-snelstart:</w:t>
       </w:r>
+    </w:p>
+    <w:p>
+      <w:r>
+        <w:rPr>
+          <w:rFonts w:ascii="Aptos" w:hAnsi="Aptos"/>
+          <w:i/>
+        </w:rPr>
+        <w:t xml:space="preserve">- </w:t>
+      </w:r>
+      <w:r>
+        <w:rPr>
+          <w:rFonts w:ascii="Aptos" w:hAnsi="Aptos"/>
+          <w:b/>
+          <w:i/>
+        </w:rPr>
+        <w:t>Helemaal begeleid:</w:t>
+      </w:r>
+      <w:r>
+        <w:rPr>
+          <w:rFonts w:ascii="Aptos" w:hAnsi="Aptos"/>
+          <w:i/>
+        </w:rPr>
+        <w:t xml:space="preserve"> dubbelklik op </w:t>
+      </w:r>
+      <w:r>
+        <w:rPr>
+          <w:rFonts w:ascii="Consolas" w:hAnsi="Consolas"/>
+          <w:i/>
+        </w:rPr>
+        <w:t>Toets-RIE.bat</w:t>
+      </w:r>
+      <w:r>
+        <w:rPr>
+          <w:rFonts w:ascii="Aptos" w:hAnsi="Aptos"/>
+          <w:i/>
+        </w:rPr>
+        <w:t>. Het script vraagt om</w:t>
+      </w:r>
+    </w:p>
+    <w:p>
+      <w:r>
+        <w:rPr>
+          <w:rFonts w:ascii="Aptos" w:hAnsi="Aptos"/>
+          <w:i/>
+        </w:rPr>
+        <w:t xml:space="preserve">  je RI&amp;E-bestand, het Plan van Aanpak en de organisatienaam, en voert daarna</w:t>
+      </w:r>
+    </w:p>
+    <w:p>
+      <w:r>
+        <w:rPr>
+          <w:rFonts w:ascii="Aptos" w:hAnsi="Aptos"/>
+          <w:i/>
+        </w:rPr>
+        <w:t xml:space="preserve">  zelf de toetsing uit — je hoeft geen commando's te typen.</w:t>
+      </w:r>
+    </w:p>
+    <w:p>
+      <w:r>
+        <w:rPr>
+          <w:rFonts w:ascii="Aptos" w:hAnsi="Aptos"/>
+          <w:i/>
+        </w:rPr>
+        <w:t xml:space="preserve">- </w:t>
+      </w:r>
+      <w:r>
+        <w:rPr>
+          <w:rFonts w:ascii="Aptos" w:hAnsi="Aptos"/>
+          <w:b/>
+          <w:i/>
+        </w:rPr>
+        <w:t>Klaar venster:</w:t>
+      </w:r>
       <w:r>
         <w:rPr>
           <w:rFonts w:ascii="Aptos" w:hAnsi="Aptos"/>
@@ -74,21 +147,7 @@
           <w:rFonts w:ascii="Aptos" w:hAnsi="Aptos"/>
           <w:i/>
         </w:rPr>
-        <w:t xml:space="preserve"> in de map </w:t>
-      </w:r>
-      <w:r>
-        <w:rPr>
-          <w:rFonts w:ascii="Consolas" w:hAnsi="Consolas"/>
-          <w:i/>
-        </w:rPr>
-        <w:t>rie_toetsing</w:t>
-      </w:r>
-      <w:r>
-        <w:rPr>
-          <w:rFonts w:ascii="Aptos" w:hAnsi="Aptos"/>
-          <w:i/>
-        </w:rPr>
-        <w:t>. Dat</w:t>
+        <w:t xml:space="preserve"> als je wél zelf commando's wilt</w:t>
       </w:r>
     </w:p>
     <w:p>
@@ -97,14 +156,7 @@
           <w:rFonts w:ascii="Aptos" w:hAnsi="Aptos"/>
           <w:i/>
         </w:rPr>
-        <w:t xml:space="preserve">doet stap 3 t/m 5 automatisch (installeren, activeren, API-sleutel uit </w:t>
-      </w:r>
-      <w:r>
-        <w:rPr>
-          <w:rFonts w:ascii="Consolas" w:hAnsi="Consolas"/>
-          <w:i/>
-        </w:rPr>
-        <w:t>.env</w:t>
+        <w:t xml:space="preserve">  typen. Dat installeert en activeert alles en laat een venster achter waarin</w:t>
       </w:r>
     </w:p>
     <w:p>
@@ -113,7 +165,7 @@
           <w:rFonts w:ascii="Aptos" w:hAnsi="Aptos"/>
           <w:i/>
         </w:rPr>
-        <w:t xml:space="preserve">laden) en laat een venster achter waarin je direct </w:t>
+        <w:t xml:space="preserve">  je direct </w:t>
       </w:r>
       <w:r>
         <w:rPr>
@@ -128,6 +180,14 @@
           <w:i/>
         </w:rPr>
         <w:t xml:space="preserve"> kunt typen.</w:t>
+      </w:r>
+    </w:p>
+    <w:p>
+      <w:r>
+        <w:rPr>
+          <w:rFonts w:ascii="Aptos" w:hAnsi="Aptos"/>
+        </w:rPr>
+        <w:t>&gt;</w:t>
       </w:r>
     </w:p>
     <w:p>
